--- a/flow/20230914_vu_template/drafts/2023-11-u/04-СБ-прп.Йоаникія Великого.docx
+++ b/flow/20230914_vu_template/drafts/2023-11-u/04-СБ-прп.Йоаникія Великого.docx
@@ -5909,6 +5909,92 @@
       </w:r>
     </w:p>
     <w:p>
+      <w:pPr/>
+      <w:r>
+        <w:rPr>
+          <w:rFonts w:ascii="Times New Roman" w:hAnsi="Times New Roman"/>
+          <w:i/>
+          <w:color w:val="FF0000"/>
+          <w:sz w:val="24"/>
+        </w:rPr>
+        <w:t xml:space="preserve">Тропар (г. </w:t>
+      </w:r>
+      <w:r>
+        <w:rPr>
+          <w:rFonts w:ascii="Times New Roman" w:hAnsi="Times New Roman"/>
+          <w:i/>
+          <w:color w:val="FF0000"/>
+          <w:sz w:val="24"/>
+        </w:rPr>
+        <w:t>4):</w:t>
+      </w:r>
+      <w:r>
+        <w:rPr>
+          <w:rFonts w:ascii="Times New Roman" w:hAnsi="Times New Roman"/>
+          <w:color w:val="FF0000"/>
+          <w:sz w:val="24"/>
+        </w:rPr>
+        <w:t xml:space="preserve"> </w:t>
+      </w:r>
+      <w:r>
+        <w:rPr>
+          <w:rFonts w:ascii="Times New Roman" w:hAnsi="Times New Roman"/>
+          <w:color w:val="000000"/>
+          <w:sz w:val="24"/>
+        </w:rPr>
+        <w:t xml:space="preserve">Був ти хоробрим, як воїн, супроти ворогів тілесних,* наостанок як старанний посник* був ти відважним супроти ворогів духовних,* і їх полки смиренням до кінця переміг,* показавши себе великим переможцем,* дар чудотворіння від Бога прийняв,* Його ж моли </w:t>
+      </w:r>
+      <w:r>
+        <w:rPr>
+          <w:rFonts w:ascii="Times New Roman" w:hAnsi="Times New Roman"/>
+          <w:color w:val="000000"/>
+          <w:sz w:val="24"/>
+        </w:rPr>
+        <w:t xml:space="preserve">Йоаникію преподобний,* щоб спаслися душі наші. </w:t>
+      </w:r>
+    </w:p>
+    <w:p>
+      <w:pPr/>
+      <w:r>
+        <w:rPr>
+          <w:rFonts w:ascii="Times New Roman" w:hAnsi="Times New Roman"/>
+          <w:i/>
+          <w:color w:val="FF0000"/>
+          <w:sz w:val="24"/>
+        </w:rPr>
+        <w:t>Тропар (г. 4):</w:t>
+      </w:r>
+      <w:r>
+        <w:rPr>
+          <w:rFonts w:ascii="Times New Roman" w:hAnsi="Times New Roman"/>
+          <w:color w:val="FF0000"/>
+          <w:sz w:val="24"/>
+        </w:rPr>
+        <w:t xml:space="preserve"> </w:t>
+      </w:r>
+      <w:r>
+        <w:rPr>
+          <w:rFonts w:ascii="Times New Roman" w:hAnsi="Times New Roman"/>
+          <w:color w:val="000000"/>
+          <w:sz w:val="24"/>
+        </w:rPr>
+        <w:t>Мученики Твої, Господи,* у стражданнях своїх прийняли вінець нетлінний від Тебе, Бога нашого,* мавши бо кріпость Твою, вони мучителів подолали,* сокрушили і демонів зухвальства безсильні.* Їх молитвами спаси душі наші.</w:t>
+      </w:r>
+    </w:p>
+    <w:p>
+      <w:pPr/>
+      <w:r>
+        <w:rPr>
+          <w:b/>
+        </w:rPr>
+        <w:t xml:space="preserve">І нині: </w:t>
+      </w:r>
+      <w:r>
+        <w:rPr/>
+        <w:t>богородичний</w:t>
+      </w:r>
+    </w:p>
+    <w:p>
       <w:pPr>
         <w:pStyle w:val="Heading3"/>
         <w:spacing w:after="120" w:before="0" w:lineRule="auto"/>
@@ -6455,6 +6541,92 @@
         <w:rPr>
           <w:rtl w:val="0"/>
         </w:rPr>
+      </w:r>
+    </w:p>
+    <w:p>
+      <w:pPr/>
+      <w:r>
+        <w:rPr>
+          <w:rFonts w:ascii="Times New Roman" w:hAnsi="Times New Roman"/>
+          <w:i/>
+          <w:color w:val="FF0000"/>
+          <w:sz w:val="24"/>
+        </w:rPr>
+        <w:t xml:space="preserve">Тропар (г. </w:t>
+      </w:r>
+      <w:r>
+        <w:rPr>
+          <w:rFonts w:ascii="Times New Roman" w:hAnsi="Times New Roman"/>
+          <w:i/>
+          <w:color w:val="FF0000"/>
+          <w:sz w:val="24"/>
+        </w:rPr>
+        <w:t>4):</w:t>
+      </w:r>
+      <w:r>
+        <w:rPr>
+          <w:rFonts w:ascii="Times New Roman" w:hAnsi="Times New Roman"/>
+          <w:color w:val="FF0000"/>
+          <w:sz w:val="24"/>
+        </w:rPr>
+        <w:t xml:space="preserve"> </w:t>
+      </w:r>
+      <w:r>
+        <w:rPr>
+          <w:rFonts w:ascii="Times New Roman" w:hAnsi="Times New Roman"/>
+          <w:color w:val="000000"/>
+          <w:sz w:val="24"/>
+        </w:rPr>
+        <w:t xml:space="preserve">Був ти хоробрим, як воїн, супроти ворогів тілесних,* наостанок як старанний посник* був ти відважним супроти ворогів духовних,* і їх полки смиренням до кінця переміг,* показавши себе великим переможцем,* дар чудотворіння від Бога прийняв,* Його ж моли </w:t>
+      </w:r>
+      <w:r>
+        <w:rPr>
+          <w:rFonts w:ascii="Times New Roman" w:hAnsi="Times New Roman"/>
+          <w:color w:val="000000"/>
+          <w:sz w:val="24"/>
+        </w:rPr>
+        <w:t xml:space="preserve">Йоаникію преподобний,* щоб спаслися душі наші. </w:t>
+      </w:r>
+    </w:p>
+    <w:p>
+      <w:pPr/>
+      <w:r>
+        <w:rPr>
+          <w:rFonts w:ascii="Times New Roman" w:hAnsi="Times New Roman"/>
+          <w:i/>
+          <w:color w:val="FF0000"/>
+          <w:sz w:val="24"/>
+        </w:rPr>
+        <w:t>Тропар (г. 4):</w:t>
+      </w:r>
+      <w:r>
+        <w:rPr>
+          <w:rFonts w:ascii="Times New Roman" w:hAnsi="Times New Roman"/>
+          <w:color w:val="FF0000"/>
+          <w:sz w:val="24"/>
+        </w:rPr>
+        <w:t xml:space="preserve"> </w:t>
+      </w:r>
+      <w:r>
+        <w:rPr>
+          <w:rFonts w:ascii="Times New Roman" w:hAnsi="Times New Roman"/>
+          <w:color w:val="000000"/>
+          <w:sz w:val="24"/>
+        </w:rPr>
+        <w:t>Мученики Твої, Господи,* у стражданнях своїх прийняли вінець нетлінний від Тебе, Бога нашого,* мавши бо кріпость Твою, вони мучителів подолали,* сокрушили і демонів зухвальства безсильні.* Їх молитвами спаси душі наші.</w:t>
+      </w:r>
+    </w:p>
+    <w:p>
+      <w:pPr/>
+      <w:r>
+        <w:rPr>
+          <w:b/>
+        </w:rPr>
+        <w:t xml:space="preserve">І нині: </w:t>
+      </w:r>
+      <w:r>
+        <w:rPr/>
+        <w:t>богородичний</w:t>
       </w:r>
     </w:p>
     <w:p>
@@ -10965,10 +11137,9 @@
           <w:rFonts w:ascii="Times New Roman" w:cs="Times New Roman" w:eastAsia="Times New Roman" w:hAnsi="Times New Roman"/>
           <w:i w:val="1"/>
           <w:color w:val="ff0000"/>
-          <w:highlight w:val="yellow"/>
-          <w:rtl w:val="0"/>
-        </w:rPr>
-        <w:t xml:space="preserve">???</w:t>
+          <w:rtl w:val="0"/>
+        </w:rPr>
+        <w:t>4</w:t>
       </w:r>
       <w:r>
         <w:rPr>
@@ -11360,6 +11531,92 @@
       </w:r>
     </w:p>
     <w:p>
+      <w:pPr/>
+      <w:r>
+        <w:rPr>
+          <w:rFonts w:ascii="Times New Roman" w:hAnsi="Times New Roman"/>
+          <w:i/>
+          <w:color w:val="FF0000"/>
+          <w:sz w:val="24"/>
+        </w:rPr>
+        <w:t xml:space="preserve">Тропар (г. </w:t>
+      </w:r>
+      <w:r>
+        <w:rPr>
+          <w:rFonts w:ascii="Times New Roman" w:hAnsi="Times New Roman"/>
+          <w:i/>
+          <w:color w:val="FF0000"/>
+          <w:sz w:val="24"/>
+        </w:rPr>
+        <w:t>4):</w:t>
+      </w:r>
+      <w:r>
+        <w:rPr>
+          <w:rFonts w:ascii="Times New Roman" w:hAnsi="Times New Roman"/>
+          <w:color w:val="FF0000"/>
+          <w:sz w:val="24"/>
+        </w:rPr>
+        <w:t xml:space="preserve"> </w:t>
+      </w:r>
+      <w:r>
+        <w:rPr>
+          <w:rFonts w:ascii="Times New Roman" w:hAnsi="Times New Roman"/>
+          <w:color w:val="000000"/>
+          <w:sz w:val="24"/>
+        </w:rPr>
+        <w:t xml:space="preserve">Був ти хоробрим, як воїн, супроти ворогів тілесних,* наостанок як старанний посник* був ти відважним супроти ворогів духовних,* і їх полки смиренням до кінця переміг,* показавши себе великим переможцем,* дар чудотворіння від Бога прийняв,* Його ж моли </w:t>
+      </w:r>
+      <w:r>
+        <w:rPr>
+          <w:rFonts w:ascii="Times New Roman" w:hAnsi="Times New Roman"/>
+          <w:color w:val="000000"/>
+          <w:sz w:val="24"/>
+        </w:rPr>
+        <w:t xml:space="preserve">Йоаникію преподобний,* щоб спаслися душі наші. </w:t>
+      </w:r>
+    </w:p>
+    <w:p>
+      <w:pPr/>
+      <w:r>
+        <w:rPr>
+          <w:rFonts w:ascii="Times New Roman" w:hAnsi="Times New Roman"/>
+          <w:i/>
+          <w:color w:val="FF0000"/>
+          <w:sz w:val="24"/>
+        </w:rPr>
+        <w:t>Тропар (г. 4):</w:t>
+      </w:r>
+      <w:r>
+        <w:rPr>
+          <w:rFonts w:ascii="Times New Roman" w:hAnsi="Times New Roman"/>
+          <w:color w:val="FF0000"/>
+          <w:sz w:val="24"/>
+        </w:rPr>
+        <w:t xml:space="preserve"> </w:t>
+      </w:r>
+      <w:r>
+        <w:rPr>
+          <w:rFonts w:ascii="Times New Roman" w:hAnsi="Times New Roman"/>
+          <w:color w:val="000000"/>
+          <w:sz w:val="24"/>
+        </w:rPr>
+        <w:t>Мученики Твої, Господи,* у стражданнях своїх прийняли вінець нетлінний від Тебе, Бога нашого,* мавши бо кріпость Твою, вони мучителів подолали,* сокрушили і демонів зухвальства безсильні.* Їх молитвами спаси душі наші.</w:t>
+      </w:r>
+    </w:p>
+    <w:p>
+      <w:pPr/>
+      <w:r>
+        <w:rPr>
+          <w:b/>
+        </w:rPr>
+        <w:t xml:space="preserve">І нині: </w:t>
+      </w:r>
+      <w:r>
+        <w:rPr/>
+        <w:t>богородичний</w:t>
+      </w:r>
+    </w:p>
+    <w:p>
       <w:pPr>
         <w:pStyle w:val="Heading3"/>
         <w:spacing w:after="120" w:before="0" w:lineRule="auto"/>
@@ -11834,6 +12091,92 @@
       </w:r>
     </w:p>
     <w:p>
+      <w:pPr/>
+      <w:r>
+        <w:rPr>
+          <w:rFonts w:ascii="Times New Roman" w:hAnsi="Times New Roman"/>
+          <w:i/>
+          <w:color w:val="FF0000"/>
+          <w:sz w:val="24"/>
+        </w:rPr>
+        <w:t xml:space="preserve">Тропар (г. </w:t>
+      </w:r>
+      <w:r>
+        <w:rPr>
+          <w:rFonts w:ascii="Times New Roman" w:hAnsi="Times New Roman"/>
+          <w:i/>
+          <w:color w:val="FF0000"/>
+          <w:sz w:val="24"/>
+        </w:rPr>
+        <w:t>4):</w:t>
+      </w:r>
+      <w:r>
+        <w:rPr>
+          <w:rFonts w:ascii="Times New Roman" w:hAnsi="Times New Roman"/>
+          <w:color w:val="FF0000"/>
+          <w:sz w:val="24"/>
+        </w:rPr>
+        <w:t xml:space="preserve"> </w:t>
+      </w:r>
+      <w:r>
+        <w:rPr>
+          <w:rFonts w:ascii="Times New Roman" w:hAnsi="Times New Roman"/>
+          <w:color w:val="000000"/>
+          <w:sz w:val="24"/>
+        </w:rPr>
+        <w:t xml:space="preserve">Був ти хоробрим, як воїн, супроти ворогів тілесних,* наостанок як старанний посник* був ти відважним супроти ворогів духовних,* і їх полки смиренням до кінця переміг,* показавши себе великим переможцем,* дар чудотворіння від Бога прийняв,* Його ж моли </w:t>
+      </w:r>
+      <w:r>
+        <w:rPr>
+          <w:rFonts w:ascii="Times New Roman" w:hAnsi="Times New Roman"/>
+          <w:color w:val="000000"/>
+          <w:sz w:val="24"/>
+        </w:rPr>
+        <w:t xml:space="preserve">Йоаникію преподобний,* щоб спаслися душі наші. </w:t>
+      </w:r>
+    </w:p>
+    <w:p>
+      <w:pPr/>
+      <w:r>
+        <w:rPr>
+          <w:rFonts w:ascii="Times New Roman" w:hAnsi="Times New Roman"/>
+          <w:i/>
+          <w:color w:val="FF0000"/>
+          <w:sz w:val="24"/>
+        </w:rPr>
+        <w:t>Тропар (г. 4):</w:t>
+      </w:r>
+      <w:r>
+        <w:rPr>
+          <w:rFonts w:ascii="Times New Roman" w:hAnsi="Times New Roman"/>
+          <w:color w:val="FF0000"/>
+          <w:sz w:val="24"/>
+        </w:rPr>
+        <w:t xml:space="preserve"> </w:t>
+      </w:r>
+      <w:r>
+        <w:rPr>
+          <w:rFonts w:ascii="Times New Roman" w:hAnsi="Times New Roman"/>
+          <w:color w:val="000000"/>
+          <w:sz w:val="24"/>
+        </w:rPr>
+        <w:t>Мученики Твої, Господи,* у стражданнях своїх прийняли вінець нетлінний від Тебе, Бога нашого,* мавши бо кріпость Твою, вони мучителів подолали,* сокрушили і демонів зухвальства безсильні.* Їх молитвами спаси душі наші.</w:t>
+      </w:r>
+    </w:p>
+    <w:p>
+      <w:pPr/>
+      <w:r>
+        <w:rPr>
+          <w:b/>
+        </w:rPr>
+        <w:t xml:space="preserve">І нині: </w:t>
+      </w:r>
+      <w:r>
+        <w:rPr/>
+        <w:t>богородичний</w:t>
+      </w:r>
+    </w:p>
+    <w:p>
       <w:pPr>
         <w:pStyle w:val="Heading3"/>
         <w:spacing w:after="120" w:before="0" w:lineRule="auto"/>
@@ -12832,6 +13175,92 @@
       </w:r>
     </w:p>
     <w:p>
+      <w:pPr/>
+      <w:r>
+        <w:rPr>
+          <w:rFonts w:ascii="Times New Roman" w:hAnsi="Times New Roman"/>
+          <w:i/>
+          <w:color w:val="FF0000"/>
+          <w:sz w:val="24"/>
+        </w:rPr>
+        <w:t xml:space="preserve">Тропар (г. </w:t>
+      </w:r>
+      <w:r>
+        <w:rPr>
+          <w:rFonts w:ascii="Times New Roman" w:hAnsi="Times New Roman"/>
+          <w:i/>
+          <w:color w:val="FF0000"/>
+          <w:sz w:val="24"/>
+        </w:rPr>
+        <w:t>4):</w:t>
+      </w:r>
+      <w:r>
+        <w:rPr>
+          <w:rFonts w:ascii="Times New Roman" w:hAnsi="Times New Roman"/>
+          <w:color w:val="FF0000"/>
+          <w:sz w:val="24"/>
+        </w:rPr>
+        <w:t xml:space="preserve"> </w:t>
+      </w:r>
+      <w:r>
+        <w:rPr>
+          <w:rFonts w:ascii="Times New Roman" w:hAnsi="Times New Roman"/>
+          <w:color w:val="000000"/>
+          <w:sz w:val="24"/>
+        </w:rPr>
+        <w:t xml:space="preserve">Був ти хоробрим, як воїн, супроти ворогів тілесних,* наостанок як старанний посник* був ти відважним супроти ворогів духовних,* і їх полки смиренням до кінця переміг,* показавши себе великим переможцем,* дар чудотворіння від Бога прийняв,* Його ж моли </w:t>
+      </w:r>
+      <w:r>
+        <w:rPr>
+          <w:rFonts w:ascii="Times New Roman" w:hAnsi="Times New Roman"/>
+          <w:color w:val="000000"/>
+          <w:sz w:val="24"/>
+        </w:rPr>
+        <w:t xml:space="preserve">Йоаникію преподобний,* щоб спаслися душі наші. </w:t>
+      </w:r>
+    </w:p>
+    <w:p>
+      <w:pPr/>
+      <w:r>
+        <w:rPr>
+          <w:rFonts w:ascii="Times New Roman" w:hAnsi="Times New Roman"/>
+          <w:i/>
+          <w:color w:val="FF0000"/>
+          <w:sz w:val="24"/>
+        </w:rPr>
+        <w:t>Тропар (г. 4):</w:t>
+      </w:r>
+      <w:r>
+        <w:rPr>
+          <w:rFonts w:ascii="Times New Roman" w:hAnsi="Times New Roman"/>
+          <w:color w:val="FF0000"/>
+          <w:sz w:val="24"/>
+        </w:rPr>
+        <w:t xml:space="preserve"> </w:t>
+      </w:r>
+      <w:r>
+        <w:rPr>
+          <w:rFonts w:ascii="Times New Roman" w:hAnsi="Times New Roman"/>
+          <w:color w:val="000000"/>
+          <w:sz w:val="24"/>
+        </w:rPr>
+        <w:t>Мученики Твої, Господи,* у стражданнях своїх прийняли вінець нетлінний від Тебе, Бога нашого,* мавши бо кріпость Твою, вони мучителів подолали,* сокрушили і демонів зухвальства безсильні.* Їх молитвами спаси душі наші.</w:t>
+      </w:r>
+    </w:p>
+    <w:p>
+      <w:pPr/>
+      <w:r>
+        <w:rPr>
+          <w:b/>
+        </w:rPr>
+        <w:t xml:space="preserve">І нині: </w:t>
+      </w:r>
+      <w:r>
+        <w:rPr/>
+        <w:t>богородичний</w:t>
+      </w:r>
+    </w:p>
+    <w:p>
       <w:pPr>
         <w:pStyle w:val="Heading3"/>
         <w:spacing w:after="120" w:before="0" w:lineRule="auto"/>
@@ -13215,6 +13644,92 @@
       </w:r>
     </w:p>
     <w:p>
+      <w:pPr/>
+      <w:r>
+        <w:rPr>
+          <w:rFonts w:ascii="Times New Roman" w:hAnsi="Times New Roman"/>
+          <w:i/>
+          <w:color w:val="FF0000"/>
+          <w:sz w:val="24"/>
+        </w:rPr>
+        <w:t xml:space="preserve">Тропар (г. </w:t>
+      </w:r>
+      <w:r>
+        <w:rPr>
+          <w:rFonts w:ascii="Times New Roman" w:hAnsi="Times New Roman"/>
+          <w:i/>
+          <w:color w:val="FF0000"/>
+          <w:sz w:val="24"/>
+        </w:rPr>
+        <w:t>4):</w:t>
+      </w:r>
+      <w:r>
+        <w:rPr>
+          <w:rFonts w:ascii="Times New Roman" w:hAnsi="Times New Roman"/>
+          <w:color w:val="FF0000"/>
+          <w:sz w:val="24"/>
+        </w:rPr>
+        <w:t xml:space="preserve"> </w:t>
+      </w:r>
+      <w:r>
+        <w:rPr>
+          <w:rFonts w:ascii="Times New Roman" w:hAnsi="Times New Roman"/>
+          <w:color w:val="000000"/>
+          <w:sz w:val="24"/>
+        </w:rPr>
+        <w:t xml:space="preserve">Був ти хоробрим, як воїн, супроти ворогів тілесних,* наостанок як старанний посник* був ти відважним супроти ворогів духовних,* і їх полки смиренням до кінця переміг,* показавши себе великим переможцем,* дар чудотворіння від Бога прийняв,* Його ж моли </w:t>
+      </w:r>
+      <w:r>
+        <w:rPr>
+          <w:rFonts w:ascii="Times New Roman" w:hAnsi="Times New Roman"/>
+          <w:color w:val="000000"/>
+          <w:sz w:val="24"/>
+        </w:rPr>
+        <w:t xml:space="preserve">Йоаникію преподобний,* щоб спаслися душі наші. </w:t>
+      </w:r>
+    </w:p>
+    <w:p>
+      <w:pPr/>
+      <w:r>
+        <w:rPr>
+          <w:rFonts w:ascii="Times New Roman" w:hAnsi="Times New Roman"/>
+          <w:i/>
+          <w:color w:val="FF0000"/>
+          <w:sz w:val="24"/>
+        </w:rPr>
+        <w:t>Тропар (г. 4):</w:t>
+      </w:r>
+      <w:r>
+        <w:rPr>
+          <w:rFonts w:ascii="Times New Roman" w:hAnsi="Times New Roman"/>
+          <w:color w:val="FF0000"/>
+          <w:sz w:val="24"/>
+        </w:rPr>
+        <w:t xml:space="preserve"> </w:t>
+      </w:r>
+      <w:r>
+        <w:rPr>
+          <w:rFonts w:ascii="Times New Roman" w:hAnsi="Times New Roman"/>
+          <w:color w:val="000000"/>
+          <w:sz w:val="24"/>
+        </w:rPr>
+        <w:t>Мученики Твої, Господи,* у стражданнях своїх прийняли вінець нетлінний від Тебе, Бога нашого,* мавши бо кріпость Твою, вони мучителів подолали,* сокрушили і демонів зухвальства безсильні.* Їх молитвами спаси душі наші.</w:t>
+      </w:r>
+    </w:p>
+    <w:p>
+      <w:pPr/>
+      <w:r>
+        <w:rPr>
+          <w:b/>
+        </w:rPr>
+        <w:t xml:space="preserve">І нині: </w:t>
+      </w:r>
+      <w:r>
+        <w:rPr/>
+        <w:t>богородичний</w:t>
+      </w:r>
+    </w:p>
+    <w:p>
       <w:pPr>
         <w:pStyle w:val="Heading3"/>
         <w:spacing w:after="120" w:before="0" w:lineRule="auto"/>
@@ -14137,6 +14652,92 @@
         <w:rPr>
           <w:rtl w:val="0"/>
         </w:rPr>
+      </w:r>
+    </w:p>
+    <w:p>
+      <w:pPr/>
+      <w:r>
+        <w:rPr>
+          <w:rFonts w:ascii="Times New Roman" w:hAnsi="Times New Roman"/>
+          <w:i/>
+          <w:color w:val="FF0000"/>
+          <w:sz w:val="24"/>
+        </w:rPr>
+        <w:t xml:space="preserve">Тропар (г. </w:t>
+      </w:r>
+      <w:r>
+        <w:rPr>
+          <w:rFonts w:ascii="Times New Roman" w:hAnsi="Times New Roman"/>
+          <w:i/>
+          <w:color w:val="FF0000"/>
+          <w:sz w:val="24"/>
+        </w:rPr>
+        <w:t>4):</w:t>
+      </w:r>
+      <w:r>
+        <w:rPr>
+          <w:rFonts w:ascii="Times New Roman" w:hAnsi="Times New Roman"/>
+          <w:color w:val="FF0000"/>
+          <w:sz w:val="24"/>
+        </w:rPr>
+        <w:t xml:space="preserve"> </w:t>
+      </w:r>
+      <w:r>
+        <w:rPr>
+          <w:rFonts w:ascii="Times New Roman" w:hAnsi="Times New Roman"/>
+          <w:color w:val="000000"/>
+          <w:sz w:val="24"/>
+        </w:rPr>
+        <w:t xml:space="preserve">Був ти хоробрим, як воїн, супроти ворогів тілесних,* наостанок як старанний посник* був ти відважним супроти ворогів духовних,* і їх полки смиренням до кінця переміг,* показавши себе великим переможцем,* дар чудотворіння від Бога прийняв,* Його ж моли </w:t>
+      </w:r>
+      <w:r>
+        <w:rPr>
+          <w:rFonts w:ascii="Times New Roman" w:hAnsi="Times New Roman"/>
+          <w:color w:val="000000"/>
+          <w:sz w:val="24"/>
+        </w:rPr>
+        <w:t xml:space="preserve">Йоаникію преподобний,* щоб спаслися душі наші. </w:t>
+      </w:r>
+    </w:p>
+    <w:p>
+      <w:pPr/>
+      <w:r>
+        <w:rPr>
+          <w:rFonts w:ascii="Times New Roman" w:hAnsi="Times New Roman"/>
+          <w:i/>
+          <w:color w:val="FF0000"/>
+          <w:sz w:val="24"/>
+        </w:rPr>
+        <w:t>Тропар (г. 4):</w:t>
+      </w:r>
+      <w:r>
+        <w:rPr>
+          <w:rFonts w:ascii="Times New Roman" w:hAnsi="Times New Roman"/>
+          <w:color w:val="FF0000"/>
+          <w:sz w:val="24"/>
+        </w:rPr>
+        <w:t xml:space="preserve"> </w:t>
+      </w:r>
+      <w:r>
+        <w:rPr>
+          <w:rFonts w:ascii="Times New Roman" w:hAnsi="Times New Roman"/>
+          <w:color w:val="000000"/>
+          <w:sz w:val="24"/>
+        </w:rPr>
+        <w:t>Мученики Твої, Господи,* у стражданнях своїх прийняли вінець нетлінний від Тебе, Бога нашого,* мавши бо кріпость Твою, вони мучителів подолали,* сокрушили і демонів зухвальства безсильні.* Їх молитвами спаси душі наші.</w:t>
+      </w:r>
+    </w:p>
+    <w:p>
+      <w:pPr/>
+      <w:r>
+        <w:rPr>
+          <w:b/>
+        </w:rPr>
+        <w:t xml:space="preserve">І нині: </w:t>
+      </w:r>
+      <w:r>
+        <w:rPr/>
+        <w:t>богородичний</w:t>
       </w:r>
     </w:p>
     <w:p>
@@ -17440,6 +18041,92 @@
         <w:rPr>
           <w:rtl w:val="0"/>
         </w:rPr>
+      </w:r>
+    </w:p>
+    <w:p>
+      <w:pPr/>
+      <w:r>
+        <w:rPr>
+          <w:rFonts w:ascii="Times New Roman" w:hAnsi="Times New Roman"/>
+          <w:i/>
+          <w:color w:val="FF0000"/>
+          <w:sz w:val="24"/>
+        </w:rPr>
+        <w:t xml:space="preserve">Тропар (г. </w:t>
+      </w:r>
+      <w:r>
+        <w:rPr>
+          <w:rFonts w:ascii="Times New Roman" w:hAnsi="Times New Roman"/>
+          <w:i/>
+          <w:color w:val="FF0000"/>
+          <w:sz w:val="24"/>
+        </w:rPr>
+        <w:t>4):</w:t>
+      </w:r>
+      <w:r>
+        <w:rPr>
+          <w:rFonts w:ascii="Times New Roman" w:hAnsi="Times New Roman"/>
+          <w:color w:val="FF0000"/>
+          <w:sz w:val="24"/>
+        </w:rPr>
+        <w:t xml:space="preserve"> </w:t>
+      </w:r>
+      <w:r>
+        <w:rPr>
+          <w:rFonts w:ascii="Times New Roman" w:hAnsi="Times New Roman"/>
+          <w:color w:val="000000"/>
+          <w:sz w:val="24"/>
+        </w:rPr>
+        <w:t xml:space="preserve">Був ти хоробрим, як воїн, супроти ворогів тілесних,* наостанок як старанний посник* був ти відважним супроти ворогів духовних,* і їх полки смиренням до кінця переміг,* показавши себе великим переможцем,* дар чудотворіння від Бога прийняв,* Його ж моли </w:t>
+      </w:r>
+      <w:r>
+        <w:rPr>
+          <w:rFonts w:ascii="Times New Roman" w:hAnsi="Times New Roman"/>
+          <w:color w:val="000000"/>
+          <w:sz w:val="24"/>
+        </w:rPr>
+        <w:t xml:space="preserve">Йоаникію преподобний,* щоб спаслися душі наші. </w:t>
+      </w:r>
+    </w:p>
+    <w:p>
+      <w:pPr/>
+      <w:r>
+        <w:rPr>
+          <w:rFonts w:ascii="Times New Roman" w:hAnsi="Times New Roman"/>
+          <w:i/>
+          <w:color w:val="FF0000"/>
+          <w:sz w:val="24"/>
+        </w:rPr>
+        <w:t>Тропар (г. 4):</w:t>
+      </w:r>
+      <w:r>
+        <w:rPr>
+          <w:rFonts w:ascii="Times New Roman" w:hAnsi="Times New Roman"/>
+          <w:color w:val="FF0000"/>
+          <w:sz w:val="24"/>
+        </w:rPr>
+        <w:t xml:space="preserve"> </w:t>
+      </w:r>
+      <w:r>
+        <w:rPr>
+          <w:rFonts w:ascii="Times New Roman" w:hAnsi="Times New Roman"/>
+          <w:color w:val="000000"/>
+          <w:sz w:val="24"/>
+        </w:rPr>
+        <w:t>Мученики Твої, Господи,* у стражданнях своїх прийняли вінець нетлінний від Тебе, Бога нашого,* мавши бо кріпость Твою, вони мучителів подолали,* сокрушили і демонів зухвальства безсильні.* Їх молитвами спаси душі наші.</w:t>
+      </w:r>
+    </w:p>
+    <w:p>
+      <w:pPr/>
+      <w:r>
+        <w:rPr>
+          <w:b/>
+        </w:rPr>
+        <w:t xml:space="preserve">І нині: </w:t>
+      </w:r>
+      <w:r>
+        <w:rPr/>
+        <w:t>богородичний</w:t>
       </w:r>
     </w:p>
     <w:p>

--- a/flow/20230914_vu_template/drafts/2023-11-u/04-СБ-прп.Йоаникія Великого.docx
+++ b/flow/20230914_vu_template/drafts/2023-11-u/04-СБ-прп.Йоаникія Великого.docx
@@ -5909,92 +5909,6 @@
       </w:r>
     </w:p>
     <w:p>
-      <w:pPr/>
-      <w:r>
-        <w:rPr>
-          <w:rFonts w:ascii="Times New Roman" w:hAnsi="Times New Roman"/>
-          <w:i/>
-          <w:color w:val="FF0000"/>
-          <w:sz w:val="24"/>
-        </w:rPr>
-        <w:t xml:space="preserve">Тропар (г. </w:t>
-      </w:r>
-      <w:r>
-        <w:rPr>
-          <w:rFonts w:ascii="Times New Roman" w:hAnsi="Times New Roman"/>
-          <w:i/>
-          <w:color w:val="FF0000"/>
-          <w:sz w:val="24"/>
-        </w:rPr>
-        <w:t>4):</w:t>
-      </w:r>
-      <w:r>
-        <w:rPr>
-          <w:rFonts w:ascii="Times New Roman" w:hAnsi="Times New Roman"/>
-          <w:color w:val="FF0000"/>
-          <w:sz w:val="24"/>
-        </w:rPr>
-        <w:t xml:space="preserve"> </w:t>
-      </w:r>
-      <w:r>
-        <w:rPr>
-          <w:rFonts w:ascii="Times New Roman" w:hAnsi="Times New Roman"/>
-          <w:color w:val="000000"/>
-          <w:sz w:val="24"/>
-        </w:rPr>
-        <w:t xml:space="preserve">Був ти хоробрим, як воїн, супроти ворогів тілесних,* наостанок як старанний посник* був ти відважним супроти ворогів духовних,* і їх полки смиренням до кінця переміг,* показавши себе великим переможцем,* дар чудотворіння від Бога прийняв,* Його ж моли </w:t>
-      </w:r>
-      <w:r>
-        <w:rPr>
-          <w:rFonts w:ascii="Times New Roman" w:hAnsi="Times New Roman"/>
-          <w:color w:val="000000"/>
-          <w:sz w:val="24"/>
-        </w:rPr>
-        <w:t xml:space="preserve">Йоаникію преподобний,* щоб спаслися душі наші. </w:t>
-      </w:r>
-    </w:p>
-    <w:p>
-      <w:pPr/>
-      <w:r>
-        <w:rPr>
-          <w:rFonts w:ascii="Times New Roman" w:hAnsi="Times New Roman"/>
-          <w:i/>
-          <w:color w:val="FF0000"/>
-          <w:sz w:val="24"/>
-        </w:rPr>
-        <w:t>Тропар (г. 4):</w:t>
-      </w:r>
-      <w:r>
-        <w:rPr>
-          <w:rFonts w:ascii="Times New Roman" w:hAnsi="Times New Roman"/>
-          <w:color w:val="FF0000"/>
-          <w:sz w:val="24"/>
-        </w:rPr>
-        <w:t xml:space="preserve"> </w:t>
-      </w:r>
-      <w:r>
-        <w:rPr>
-          <w:rFonts w:ascii="Times New Roman" w:hAnsi="Times New Roman"/>
-          <w:color w:val="000000"/>
-          <w:sz w:val="24"/>
-        </w:rPr>
-        <w:t>Мученики Твої, Господи,* у стражданнях своїх прийняли вінець нетлінний від Тебе, Бога нашого,* мавши бо кріпость Твою, вони мучителів подолали,* сокрушили і демонів зухвальства безсильні.* Їх молитвами спаси душі наші.</w:t>
-      </w:r>
-    </w:p>
-    <w:p>
-      <w:pPr/>
-      <w:r>
-        <w:rPr>
-          <w:b/>
-        </w:rPr>
-        <w:t xml:space="preserve">І нині: </w:t>
-      </w:r>
-      <w:r>
-        <w:rPr/>
-        <w:t>богородичний</w:t>
-      </w:r>
-    </w:p>
-    <w:p>
       <w:pPr>
         <w:pStyle w:val="Heading3"/>
         <w:spacing w:after="120" w:before="0" w:lineRule="auto"/>
@@ -6541,92 +6455,6 @@
         <w:rPr>
           <w:rtl w:val="0"/>
         </w:rPr>
-      </w:r>
-    </w:p>
-    <w:p>
-      <w:pPr/>
-      <w:r>
-        <w:rPr>
-          <w:rFonts w:ascii="Times New Roman" w:hAnsi="Times New Roman"/>
-          <w:i/>
-          <w:color w:val="FF0000"/>
-          <w:sz w:val="24"/>
-        </w:rPr>
-        <w:t xml:space="preserve">Тропар (г. </w:t>
-      </w:r>
-      <w:r>
-        <w:rPr>
-          <w:rFonts w:ascii="Times New Roman" w:hAnsi="Times New Roman"/>
-          <w:i/>
-          <w:color w:val="FF0000"/>
-          <w:sz w:val="24"/>
-        </w:rPr>
-        <w:t>4):</w:t>
-      </w:r>
-      <w:r>
-        <w:rPr>
-          <w:rFonts w:ascii="Times New Roman" w:hAnsi="Times New Roman"/>
-          <w:color w:val="FF0000"/>
-          <w:sz w:val="24"/>
-        </w:rPr>
-        <w:t xml:space="preserve"> </w:t>
-      </w:r>
-      <w:r>
-        <w:rPr>
-          <w:rFonts w:ascii="Times New Roman" w:hAnsi="Times New Roman"/>
-          <w:color w:val="000000"/>
-          <w:sz w:val="24"/>
-        </w:rPr>
-        <w:t xml:space="preserve">Був ти хоробрим, як воїн, супроти ворогів тілесних,* наостанок як старанний посник* був ти відважним супроти ворогів духовних,* і їх полки смиренням до кінця переміг,* показавши себе великим переможцем,* дар чудотворіння від Бога прийняв,* Його ж моли </w:t>
-      </w:r>
-      <w:r>
-        <w:rPr>
-          <w:rFonts w:ascii="Times New Roman" w:hAnsi="Times New Roman"/>
-          <w:color w:val="000000"/>
-          <w:sz w:val="24"/>
-        </w:rPr>
-        <w:t xml:space="preserve">Йоаникію преподобний,* щоб спаслися душі наші. </w:t>
-      </w:r>
-    </w:p>
-    <w:p>
-      <w:pPr/>
-      <w:r>
-        <w:rPr>
-          <w:rFonts w:ascii="Times New Roman" w:hAnsi="Times New Roman"/>
-          <w:i/>
-          <w:color w:val="FF0000"/>
-          <w:sz w:val="24"/>
-        </w:rPr>
-        <w:t>Тропар (г. 4):</w:t>
-      </w:r>
-      <w:r>
-        <w:rPr>
-          <w:rFonts w:ascii="Times New Roman" w:hAnsi="Times New Roman"/>
-          <w:color w:val="FF0000"/>
-          <w:sz w:val="24"/>
-        </w:rPr>
-        <w:t xml:space="preserve"> </w:t>
-      </w:r>
-      <w:r>
-        <w:rPr>
-          <w:rFonts w:ascii="Times New Roman" w:hAnsi="Times New Roman"/>
-          <w:color w:val="000000"/>
-          <w:sz w:val="24"/>
-        </w:rPr>
-        <w:t>Мученики Твої, Господи,* у стражданнях своїх прийняли вінець нетлінний від Тебе, Бога нашого,* мавши бо кріпость Твою, вони мучителів подолали,* сокрушили і демонів зухвальства безсильні.* Їх молитвами спаси душі наші.</w:t>
-      </w:r>
-    </w:p>
-    <w:p>
-      <w:pPr/>
-      <w:r>
-        <w:rPr>
-          <w:b/>
-        </w:rPr>
-        <w:t xml:space="preserve">І нині: </w:t>
-      </w:r>
-      <w:r>
-        <w:rPr/>
-        <w:t>богородичний</w:t>
       </w:r>
     </w:p>
     <w:p>
@@ -11137,9 +10965,10 @@
           <w:rFonts w:ascii="Times New Roman" w:cs="Times New Roman" w:eastAsia="Times New Roman" w:hAnsi="Times New Roman"/>
           <w:i w:val="1"/>
           <w:color w:val="ff0000"/>
-          <w:rtl w:val="0"/>
-        </w:rPr>
-        <w:t>4</w:t>
+          <w:highlight w:val="yellow"/>
+          <w:rtl w:val="0"/>
+        </w:rPr>
+        <w:t xml:space="preserve">???</w:t>
       </w:r>
       <w:r>
         <w:rPr>
@@ -11531,92 +11360,6 @@
       </w:r>
     </w:p>
     <w:p>
-      <w:pPr/>
-      <w:r>
-        <w:rPr>
-          <w:rFonts w:ascii="Times New Roman" w:hAnsi="Times New Roman"/>
-          <w:i/>
-          <w:color w:val="FF0000"/>
-          <w:sz w:val="24"/>
-        </w:rPr>
-        <w:t xml:space="preserve">Тропар (г. </w:t>
-      </w:r>
-      <w:r>
-        <w:rPr>
-          <w:rFonts w:ascii="Times New Roman" w:hAnsi="Times New Roman"/>
-          <w:i/>
-          <w:color w:val="FF0000"/>
-          <w:sz w:val="24"/>
-        </w:rPr>
-        <w:t>4):</w:t>
-      </w:r>
-      <w:r>
-        <w:rPr>
-          <w:rFonts w:ascii="Times New Roman" w:hAnsi="Times New Roman"/>
-          <w:color w:val="FF0000"/>
-          <w:sz w:val="24"/>
-        </w:rPr>
-        <w:t xml:space="preserve"> </w:t>
-      </w:r>
-      <w:r>
-        <w:rPr>
-          <w:rFonts w:ascii="Times New Roman" w:hAnsi="Times New Roman"/>
-          <w:color w:val="000000"/>
-          <w:sz w:val="24"/>
-        </w:rPr>
-        <w:t xml:space="preserve">Був ти хоробрим, як воїн, супроти ворогів тілесних,* наостанок як старанний посник* був ти відважним супроти ворогів духовних,* і їх полки смиренням до кінця переміг,* показавши себе великим переможцем,* дар чудотворіння від Бога прийняв,* Його ж моли </w:t>
-      </w:r>
-      <w:r>
-        <w:rPr>
-          <w:rFonts w:ascii="Times New Roman" w:hAnsi="Times New Roman"/>
-          <w:color w:val="000000"/>
-          <w:sz w:val="24"/>
-        </w:rPr>
-        <w:t xml:space="preserve">Йоаникію преподобний,* щоб спаслися душі наші. </w:t>
-      </w:r>
-    </w:p>
-    <w:p>
-      <w:pPr/>
-      <w:r>
-        <w:rPr>
-          <w:rFonts w:ascii="Times New Roman" w:hAnsi="Times New Roman"/>
-          <w:i/>
-          <w:color w:val="FF0000"/>
-          <w:sz w:val="24"/>
-        </w:rPr>
-        <w:t>Тропар (г. 4):</w:t>
-      </w:r>
-      <w:r>
-        <w:rPr>
-          <w:rFonts w:ascii="Times New Roman" w:hAnsi="Times New Roman"/>
-          <w:color w:val="FF0000"/>
-          <w:sz w:val="24"/>
-        </w:rPr>
-        <w:t xml:space="preserve"> </w:t>
-      </w:r>
-      <w:r>
-        <w:rPr>
-          <w:rFonts w:ascii="Times New Roman" w:hAnsi="Times New Roman"/>
-          <w:color w:val="000000"/>
-          <w:sz w:val="24"/>
-        </w:rPr>
-        <w:t>Мученики Твої, Господи,* у стражданнях своїх прийняли вінець нетлінний від Тебе, Бога нашого,* мавши бо кріпость Твою, вони мучителів подолали,* сокрушили і демонів зухвальства безсильні.* Їх молитвами спаси душі наші.</w:t>
-      </w:r>
-    </w:p>
-    <w:p>
-      <w:pPr/>
-      <w:r>
-        <w:rPr>
-          <w:b/>
-        </w:rPr>
-        <w:t xml:space="preserve">І нині: </w:t>
-      </w:r>
-      <w:r>
-        <w:rPr/>
-        <w:t>богородичний</w:t>
-      </w:r>
-    </w:p>
-    <w:p>
       <w:pPr>
         <w:pStyle w:val="Heading3"/>
         <w:spacing w:after="120" w:before="0" w:lineRule="auto"/>
@@ -12091,92 +11834,6 @@
       </w:r>
     </w:p>
     <w:p>
-      <w:pPr/>
-      <w:r>
-        <w:rPr>
-          <w:rFonts w:ascii="Times New Roman" w:hAnsi="Times New Roman"/>
-          <w:i/>
-          <w:color w:val="FF0000"/>
-          <w:sz w:val="24"/>
-        </w:rPr>
-        <w:t xml:space="preserve">Тропар (г. </w:t>
-      </w:r>
-      <w:r>
-        <w:rPr>
-          <w:rFonts w:ascii="Times New Roman" w:hAnsi="Times New Roman"/>
-          <w:i/>
-          <w:color w:val="FF0000"/>
-          <w:sz w:val="24"/>
-        </w:rPr>
-        <w:t>4):</w:t>
-      </w:r>
-      <w:r>
-        <w:rPr>
-          <w:rFonts w:ascii="Times New Roman" w:hAnsi="Times New Roman"/>
-          <w:color w:val="FF0000"/>
-          <w:sz w:val="24"/>
-        </w:rPr>
-        <w:t xml:space="preserve"> </w:t>
-      </w:r>
-      <w:r>
-        <w:rPr>
-          <w:rFonts w:ascii="Times New Roman" w:hAnsi="Times New Roman"/>
-          <w:color w:val="000000"/>
-          <w:sz w:val="24"/>
-        </w:rPr>
-        <w:t xml:space="preserve">Був ти хоробрим, як воїн, супроти ворогів тілесних,* наостанок як старанний посник* був ти відважним супроти ворогів духовних,* і їх полки смиренням до кінця переміг,* показавши себе великим переможцем,* дар чудотворіння від Бога прийняв,* Його ж моли </w:t>
-      </w:r>
-      <w:r>
-        <w:rPr>
-          <w:rFonts w:ascii="Times New Roman" w:hAnsi="Times New Roman"/>
-          <w:color w:val="000000"/>
-          <w:sz w:val="24"/>
-        </w:rPr>
-        <w:t xml:space="preserve">Йоаникію преподобний,* щоб спаслися душі наші. </w:t>
-      </w:r>
-    </w:p>
-    <w:p>
-      <w:pPr/>
-      <w:r>
-        <w:rPr>
-          <w:rFonts w:ascii="Times New Roman" w:hAnsi="Times New Roman"/>
-          <w:i/>
-          <w:color w:val="FF0000"/>
-          <w:sz w:val="24"/>
-        </w:rPr>
-        <w:t>Тропар (г. 4):</w:t>
-      </w:r>
-      <w:r>
-        <w:rPr>
-          <w:rFonts w:ascii="Times New Roman" w:hAnsi="Times New Roman"/>
-          <w:color w:val="FF0000"/>
-          <w:sz w:val="24"/>
-        </w:rPr>
-        <w:t xml:space="preserve"> </w:t>
-      </w:r>
-      <w:r>
-        <w:rPr>
-          <w:rFonts w:ascii="Times New Roman" w:hAnsi="Times New Roman"/>
-          <w:color w:val="000000"/>
-          <w:sz w:val="24"/>
-        </w:rPr>
-        <w:t>Мученики Твої, Господи,* у стражданнях своїх прийняли вінець нетлінний від Тебе, Бога нашого,* мавши бо кріпость Твою, вони мучителів подолали,* сокрушили і демонів зухвальства безсильні.* Їх молитвами спаси душі наші.</w:t>
-      </w:r>
-    </w:p>
-    <w:p>
-      <w:pPr/>
-      <w:r>
-        <w:rPr>
-          <w:b/>
-        </w:rPr>
-        <w:t xml:space="preserve">І нині: </w:t>
-      </w:r>
-      <w:r>
-        <w:rPr/>
-        <w:t>богородичний</w:t>
-      </w:r>
-    </w:p>
-    <w:p>
       <w:pPr>
         <w:pStyle w:val="Heading3"/>
         <w:spacing w:after="120" w:before="0" w:lineRule="auto"/>
@@ -13175,92 +12832,6 @@
       </w:r>
     </w:p>
     <w:p>
-      <w:pPr/>
-      <w:r>
-        <w:rPr>
-          <w:rFonts w:ascii="Times New Roman" w:hAnsi="Times New Roman"/>
-          <w:i/>
-          <w:color w:val="FF0000"/>
-          <w:sz w:val="24"/>
-        </w:rPr>
-        <w:t xml:space="preserve">Тропар (г. </w:t>
-      </w:r>
-      <w:r>
-        <w:rPr>
-          <w:rFonts w:ascii="Times New Roman" w:hAnsi="Times New Roman"/>
-          <w:i/>
-          <w:color w:val="FF0000"/>
-          <w:sz w:val="24"/>
-        </w:rPr>
-        <w:t>4):</w:t>
-      </w:r>
-      <w:r>
-        <w:rPr>
-          <w:rFonts w:ascii="Times New Roman" w:hAnsi="Times New Roman"/>
-          <w:color w:val="FF0000"/>
-          <w:sz w:val="24"/>
-        </w:rPr>
-        <w:t xml:space="preserve"> </w:t>
-      </w:r>
-      <w:r>
-        <w:rPr>
-          <w:rFonts w:ascii="Times New Roman" w:hAnsi="Times New Roman"/>
-          <w:color w:val="000000"/>
-          <w:sz w:val="24"/>
-        </w:rPr>
-        <w:t xml:space="preserve">Був ти хоробрим, як воїн, супроти ворогів тілесних,* наостанок як старанний посник* був ти відважним супроти ворогів духовних,* і їх полки смиренням до кінця переміг,* показавши себе великим переможцем,* дар чудотворіння від Бога прийняв,* Його ж моли </w:t>
-      </w:r>
-      <w:r>
-        <w:rPr>
-          <w:rFonts w:ascii="Times New Roman" w:hAnsi="Times New Roman"/>
-          <w:color w:val="000000"/>
-          <w:sz w:val="24"/>
-        </w:rPr>
-        <w:t xml:space="preserve">Йоаникію преподобний,* щоб спаслися душі наші. </w:t>
-      </w:r>
-    </w:p>
-    <w:p>
-      <w:pPr/>
-      <w:r>
-        <w:rPr>
-          <w:rFonts w:ascii="Times New Roman" w:hAnsi="Times New Roman"/>
-          <w:i/>
-          <w:color w:val="FF0000"/>
-          <w:sz w:val="24"/>
-        </w:rPr>
-        <w:t>Тропар (г. 4):</w:t>
-      </w:r>
-      <w:r>
-        <w:rPr>
-          <w:rFonts w:ascii="Times New Roman" w:hAnsi="Times New Roman"/>
-          <w:color w:val="FF0000"/>
-          <w:sz w:val="24"/>
-        </w:rPr>
-        <w:t xml:space="preserve"> </w:t>
-      </w:r>
-      <w:r>
-        <w:rPr>
-          <w:rFonts w:ascii="Times New Roman" w:hAnsi="Times New Roman"/>
-          <w:color w:val="000000"/>
-          <w:sz w:val="24"/>
-        </w:rPr>
-        <w:t>Мученики Твої, Господи,* у стражданнях своїх прийняли вінець нетлінний від Тебе, Бога нашого,* мавши бо кріпость Твою, вони мучителів подолали,* сокрушили і демонів зухвальства безсильні.* Їх молитвами спаси душі наші.</w:t>
-      </w:r>
-    </w:p>
-    <w:p>
-      <w:pPr/>
-      <w:r>
-        <w:rPr>
-          <w:b/>
-        </w:rPr>
-        <w:t xml:space="preserve">І нині: </w:t>
-      </w:r>
-      <w:r>
-        <w:rPr/>
-        <w:t>богородичний</w:t>
-      </w:r>
-    </w:p>
-    <w:p>
       <w:pPr>
         <w:pStyle w:val="Heading3"/>
         <w:spacing w:after="120" w:before="0" w:lineRule="auto"/>
@@ -13644,92 +13215,6 @@
       </w:r>
     </w:p>
     <w:p>
-      <w:pPr/>
-      <w:r>
-        <w:rPr>
-          <w:rFonts w:ascii="Times New Roman" w:hAnsi="Times New Roman"/>
-          <w:i/>
-          <w:color w:val="FF0000"/>
-          <w:sz w:val="24"/>
-        </w:rPr>
-        <w:t xml:space="preserve">Тропар (г. </w:t>
-      </w:r>
-      <w:r>
-        <w:rPr>
-          <w:rFonts w:ascii="Times New Roman" w:hAnsi="Times New Roman"/>
-          <w:i/>
-          <w:color w:val="FF0000"/>
-          <w:sz w:val="24"/>
-        </w:rPr>
-        <w:t>4):</w:t>
-      </w:r>
-      <w:r>
-        <w:rPr>
-          <w:rFonts w:ascii="Times New Roman" w:hAnsi="Times New Roman"/>
-          <w:color w:val="FF0000"/>
-          <w:sz w:val="24"/>
-        </w:rPr>
-        <w:t xml:space="preserve"> </w:t>
-      </w:r>
-      <w:r>
-        <w:rPr>
-          <w:rFonts w:ascii="Times New Roman" w:hAnsi="Times New Roman"/>
-          <w:color w:val="000000"/>
-          <w:sz w:val="24"/>
-        </w:rPr>
-        <w:t xml:space="preserve">Був ти хоробрим, як воїн, супроти ворогів тілесних,* наостанок як старанний посник* був ти відважним супроти ворогів духовних,* і їх полки смиренням до кінця переміг,* показавши себе великим переможцем,* дар чудотворіння від Бога прийняв,* Його ж моли </w:t>
-      </w:r>
-      <w:r>
-        <w:rPr>
-          <w:rFonts w:ascii="Times New Roman" w:hAnsi="Times New Roman"/>
-          <w:color w:val="000000"/>
-          <w:sz w:val="24"/>
-        </w:rPr>
-        <w:t xml:space="preserve">Йоаникію преподобний,* щоб спаслися душі наші. </w:t>
-      </w:r>
-    </w:p>
-    <w:p>
-      <w:pPr/>
-      <w:r>
-        <w:rPr>
-          <w:rFonts w:ascii="Times New Roman" w:hAnsi="Times New Roman"/>
-          <w:i/>
-          <w:color w:val="FF0000"/>
-          <w:sz w:val="24"/>
-        </w:rPr>
-        <w:t>Тропар (г. 4):</w:t>
-      </w:r>
-      <w:r>
-        <w:rPr>
-          <w:rFonts w:ascii="Times New Roman" w:hAnsi="Times New Roman"/>
-          <w:color w:val="FF0000"/>
-          <w:sz w:val="24"/>
-        </w:rPr>
-        <w:t xml:space="preserve"> </w:t>
-      </w:r>
-      <w:r>
-        <w:rPr>
-          <w:rFonts w:ascii="Times New Roman" w:hAnsi="Times New Roman"/>
-          <w:color w:val="000000"/>
-          <w:sz w:val="24"/>
-        </w:rPr>
-        <w:t>Мученики Твої, Господи,* у стражданнях своїх прийняли вінець нетлінний від Тебе, Бога нашого,* мавши бо кріпость Твою, вони мучителів подолали,* сокрушили і демонів зухвальства безсильні.* Їх молитвами спаси душі наші.</w:t>
-      </w:r>
-    </w:p>
-    <w:p>
-      <w:pPr/>
-      <w:r>
-        <w:rPr>
-          <w:b/>
-        </w:rPr>
-        <w:t xml:space="preserve">І нині: </w:t>
-      </w:r>
-      <w:r>
-        <w:rPr/>
-        <w:t>богородичний</w:t>
-      </w:r>
-    </w:p>
-    <w:p>
       <w:pPr>
         <w:pStyle w:val="Heading3"/>
         <w:spacing w:after="120" w:before="0" w:lineRule="auto"/>
@@ -14652,92 +14137,6 @@
         <w:rPr>
           <w:rtl w:val="0"/>
         </w:rPr>
-      </w:r>
-    </w:p>
-    <w:p>
-      <w:pPr/>
-      <w:r>
-        <w:rPr>
-          <w:rFonts w:ascii="Times New Roman" w:hAnsi="Times New Roman"/>
-          <w:i/>
-          <w:color w:val="FF0000"/>
-          <w:sz w:val="24"/>
-        </w:rPr>
-        <w:t xml:space="preserve">Тропар (г. </w:t>
-      </w:r>
-      <w:r>
-        <w:rPr>
-          <w:rFonts w:ascii="Times New Roman" w:hAnsi="Times New Roman"/>
-          <w:i/>
-          <w:color w:val="FF0000"/>
-          <w:sz w:val="24"/>
-        </w:rPr>
-        <w:t>4):</w:t>
-      </w:r>
-      <w:r>
-        <w:rPr>
-          <w:rFonts w:ascii="Times New Roman" w:hAnsi="Times New Roman"/>
-          <w:color w:val="FF0000"/>
-          <w:sz w:val="24"/>
-        </w:rPr>
-        <w:t xml:space="preserve"> </w:t>
-      </w:r>
-      <w:r>
-        <w:rPr>
-          <w:rFonts w:ascii="Times New Roman" w:hAnsi="Times New Roman"/>
-          <w:color w:val="000000"/>
-          <w:sz w:val="24"/>
-        </w:rPr>
-        <w:t xml:space="preserve">Був ти хоробрим, як воїн, супроти ворогів тілесних,* наостанок як старанний посник* був ти відважним супроти ворогів духовних,* і їх полки смиренням до кінця переміг,* показавши себе великим переможцем,* дар чудотворіння від Бога прийняв,* Його ж моли </w:t>
-      </w:r>
-      <w:r>
-        <w:rPr>
-          <w:rFonts w:ascii="Times New Roman" w:hAnsi="Times New Roman"/>
-          <w:color w:val="000000"/>
-          <w:sz w:val="24"/>
-        </w:rPr>
-        <w:t xml:space="preserve">Йоаникію преподобний,* щоб спаслися душі наші. </w:t>
-      </w:r>
-    </w:p>
-    <w:p>
-      <w:pPr/>
-      <w:r>
-        <w:rPr>
-          <w:rFonts w:ascii="Times New Roman" w:hAnsi="Times New Roman"/>
-          <w:i/>
-          <w:color w:val="FF0000"/>
-          <w:sz w:val="24"/>
-        </w:rPr>
-        <w:t>Тропар (г. 4):</w:t>
-      </w:r>
-      <w:r>
-        <w:rPr>
-          <w:rFonts w:ascii="Times New Roman" w:hAnsi="Times New Roman"/>
-          <w:color w:val="FF0000"/>
-          <w:sz w:val="24"/>
-        </w:rPr>
-        <w:t xml:space="preserve"> </w:t>
-      </w:r>
-      <w:r>
-        <w:rPr>
-          <w:rFonts w:ascii="Times New Roman" w:hAnsi="Times New Roman"/>
-          <w:color w:val="000000"/>
-          <w:sz w:val="24"/>
-        </w:rPr>
-        <w:t>Мученики Твої, Господи,* у стражданнях своїх прийняли вінець нетлінний від Тебе, Бога нашого,* мавши бо кріпость Твою, вони мучителів подолали,* сокрушили і демонів зухвальства безсильні.* Їх молитвами спаси душі наші.</w:t>
-      </w:r>
-    </w:p>
-    <w:p>
-      <w:pPr/>
-      <w:r>
-        <w:rPr>
-          <w:b/>
-        </w:rPr>
-        <w:t xml:space="preserve">І нині: </w:t>
-      </w:r>
-      <w:r>
-        <w:rPr/>
-        <w:t>богородичний</w:t>
       </w:r>
     </w:p>
     <w:p>
@@ -18041,92 +17440,6 @@
         <w:rPr>
           <w:rtl w:val="0"/>
         </w:rPr>
-      </w:r>
-    </w:p>
-    <w:p>
-      <w:pPr/>
-      <w:r>
-        <w:rPr>
-          <w:rFonts w:ascii="Times New Roman" w:hAnsi="Times New Roman"/>
-          <w:i/>
-          <w:color w:val="FF0000"/>
-          <w:sz w:val="24"/>
-        </w:rPr>
-        <w:t xml:space="preserve">Тропар (г. </w:t>
-      </w:r>
-      <w:r>
-        <w:rPr>
-          <w:rFonts w:ascii="Times New Roman" w:hAnsi="Times New Roman"/>
-          <w:i/>
-          <w:color w:val="FF0000"/>
-          <w:sz w:val="24"/>
-        </w:rPr>
-        <w:t>4):</w:t>
-      </w:r>
-      <w:r>
-        <w:rPr>
-          <w:rFonts w:ascii="Times New Roman" w:hAnsi="Times New Roman"/>
-          <w:color w:val="FF0000"/>
-          <w:sz w:val="24"/>
-        </w:rPr>
-        <w:t xml:space="preserve"> </w:t>
-      </w:r>
-      <w:r>
-        <w:rPr>
-          <w:rFonts w:ascii="Times New Roman" w:hAnsi="Times New Roman"/>
-          <w:color w:val="000000"/>
-          <w:sz w:val="24"/>
-        </w:rPr>
-        <w:t xml:space="preserve">Був ти хоробрим, як воїн, супроти ворогів тілесних,* наостанок як старанний посник* був ти відважним супроти ворогів духовних,* і їх полки смиренням до кінця переміг,* показавши себе великим переможцем,* дар чудотворіння від Бога прийняв,* Його ж моли </w:t>
-      </w:r>
-      <w:r>
-        <w:rPr>
-          <w:rFonts w:ascii="Times New Roman" w:hAnsi="Times New Roman"/>
-          <w:color w:val="000000"/>
-          <w:sz w:val="24"/>
-        </w:rPr>
-        <w:t xml:space="preserve">Йоаникію преподобний,* щоб спаслися душі наші. </w:t>
-      </w:r>
-    </w:p>
-    <w:p>
-      <w:pPr/>
-      <w:r>
-        <w:rPr>
-          <w:rFonts w:ascii="Times New Roman" w:hAnsi="Times New Roman"/>
-          <w:i/>
-          <w:color w:val="FF0000"/>
-          <w:sz w:val="24"/>
-        </w:rPr>
-        <w:t>Тропар (г. 4):</w:t>
-      </w:r>
-      <w:r>
-        <w:rPr>
-          <w:rFonts w:ascii="Times New Roman" w:hAnsi="Times New Roman"/>
-          <w:color w:val="FF0000"/>
-          <w:sz w:val="24"/>
-        </w:rPr>
-        <w:t xml:space="preserve"> </w:t>
-      </w:r>
-      <w:r>
-        <w:rPr>
-          <w:rFonts w:ascii="Times New Roman" w:hAnsi="Times New Roman"/>
-          <w:color w:val="000000"/>
-          <w:sz w:val="24"/>
-        </w:rPr>
-        <w:t>Мученики Твої, Господи,* у стражданнях своїх прийняли вінець нетлінний від Тебе, Бога нашого,* мавши бо кріпость Твою, вони мучителів подолали,* сокрушили і демонів зухвальства безсильні.* Їх молитвами спаси душі наші.</w:t>
-      </w:r>
-    </w:p>
-    <w:p>
-      <w:pPr/>
-      <w:r>
-        <w:rPr>
-          <w:b/>
-        </w:rPr>
-        <w:t xml:space="preserve">І нині: </w:t>
-      </w:r>
-      <w:r>
-        <w:rPr/>
-        <w:t>богородичний</w:t>
       </w:r>
     </w:p>
     <w:p>

--- a/flow/20230914_vu_template/drafts/2023-11-u/04-СБ-прп.Йоаникія Великого.docx
+++ b/flow/20230914_vu_template/drafts/2023-11-u/04-СБ-прп.Йоаникія Великого.docx
@@ -4,26 +4,46 @@
   <w:body>
     <w:p>
       <w:r>
+        <w:rPr>
+          <w:rFonts w:ascii="Times New Roman" w:hAnsi="Times New Roman"/>
+          <w:sz w:val="24"/>
+        </w:rPr>
         <w:t>Листопад 4 Субота</w:t>
       </w:r>
     </w:p>
     <w:p>
       <w:r>
+        <w:rPr>
+          <w:rFonts w:ascii="Times New Roman" w:hAnsi="Times New Roman"/>
+          <w:sz w:val="24"/>
+        </w:rPr>
         <w:t>Субота ЯКАСЬ ТАМ</w:t>
       </w:r>
     </w:p>
     <w:p>
       <w:r>
+        <w:rPr>
+          <w:rFonts w:ascii="Times New Roman" w:hAnsi="Times New Roman"/>
+          <w:sz w:val="24"/>
+        </w:rPr>
         <w:t>Преподобного отця нашого Йоанікія Великого</w:t>
       </w:r>
     </w:p>
     <w:p>
       <w:r>
+        <w:rPr>
+          <w:rFonts w:ascii="Times New Roman" w:hAnsi="Times New Roman"/>
+          <w:sz w:val="24"/>
+        </w:rPr>
         <w:t xml:space="preserve">Святого мученика Нікандра, єпископа Мирського </w:t>
       </w:r>
     </w:p>
     <w:p>
       <w:r>
+        <w:rPr>
+          <w:rFonts w:ascii="Times New Roman" w:hAnsi="Times New Roman"/>
+          <w:sz w:val="24"/>
+        </w:rPr>
         <w:t xml:space="preserve">Святого Єрмея, пресвітера </w:t>
       </w:r>
     </w:p>

--- a/flow/20230914_vu_template/drafts/2023-11-u/04-СБ-прп.Йоаникія Великого.docx
+++ b/flow/20230914_vu_template/drafts/2023-11-u/04-СБ-прп.Йоаникія Великого.docx
@@ -17,7 +17,7 @@
           <w:rFonts w:ascii="Times New Roman" w:hAnsi="Times New Roman"/>
           <w:sz w:val="24"/>
         </w:rPr>
-        <w:t>Субота ЯКАСЬ ТАМ</w:t>
+        <w:t>Субота 22 по П'ятидесятниці</w:t>
       </w:r>
     </w:p>
     <w:p>
